--- a/Contexte/Contexte.docx
+++ b/Contexte/Contexte.docx
@@ -30,21 +30,21 @@
           <w:bCs/>
           <w:color w:val="000000"/>
           <w:kern w:val="0"/>
-          <w:sz w:val="36"/>
-          <w:szCs w:val="36"/>
-          <w:lang w:eastAsia="fr-FR"/>
-          <w14:ligatures w14:val="none"/>
-        </w:rPr>
-      </w:pPr>
-      <w:r>
-        <w:rPr>
-          <w:rFonts w:ascii="Times New Roman" w:eastAsia="Times New Roman" w:hAnsi="Times New Roman" w:cs="Times New Roman"/>
-          <w:b/>
-          <w:bCs/>
-          <w:color w:val="000000"/>
-          <w:kern w:val="0"/>
-          <w:sz w:val="36"/>
-          <w:szCs w:val="36"/>
+          <w:sz w:val="72"/>
+          <w:szCs w:val="72"/>
+          <w:lang w:eastAsia="fr-FR"/>
+          <w14:ligatures w14:val="none"/>
+        </w:rPr>
+      </w:pPr>
+      <w:r>
+        <w:rPr>
+          <w:rFonts w:ascii="Times New Roman" w:eastAsia="Times New Roman" w:hAnsi="Times New Roman" w:cs="Times New Roman"/>
+          <w:b/>
+          <w:bCs/>
+          <w:color w:val="000000"/>
+          <w:kern w:val="0"/>
+          <w:sz w:val="72"/>
+          <w:szCs w:val="72"/>
           <w:lang w:eastAsia="fr-FR"/>
           <w14:ligatures w14:val="none"/>
         </w:rPr>
@@ -89,8 +89,8 @@
           <w:noProof/>
         </w:rPr>
         <w:drawing>
-          <wp:inline distT="0" distB="0" distL="0" distR="0" wp14:anchorId="172AA799" wp14:editId="5A6C4EAE">
-            <wp:extent cx="2324100" cy="1879600"/>
+          <wp:inline distT="0" distB="0" distL="0" distR="0" wp14:anchorId="172AA799" wp14:editId="00BA7185">
+            <wp:extent cx="4419600" cy="3574321"/>
             <wp:effectExtent l="0" t="0" r="0" b="0"/>
             <wp:docPr id="814064815" name="Image 1" descr="Les 80 ans du Petit Prince - Le Petit Prince"/>
             <wp:cNvGraphicFramePr>
@@ -121,7 +121,7 @@
                   <pic:spPr bwMode="auto">
                     <a:xfrm>
                       <a:off x="0" y="0"/>
-                      <a:ext cx="2324100" cy="1879600"/>
+                      <a:ext cx="4436019" cy="3587600"/>
                     </a:xfrm>
                     <a:prstGeom prst="rect">
                       <a:avLst/>
@@ -295,8 +295,8 @@
           <w:lang w:eastAsia="fr-FR"/>
         </w:rPr>
         <w:drawing>
-          <wp:inline distT="0" distB="0" distL="0" distR="0" wp14:anchorId="00644948" wp14:editId="225C0555">
-            <wp:extent cx="1625600" cy="1782102"/>
+          <wp:inline distT="0" distB="0" distL="0" distR="0" wp14:anchorId="00644948" wp14:editId="33E5BC2D">
+            <wp:extent cx="4660900" cy="5109619"/>
             <wp:effectExtent l="0" t="0" r="0" b="0"/>
             <wp:docPr id="551651799" name="Image 2" descr="Une image contenant dessin humoristique, Personnage de fiction, figurine, jouet&#10;&#10;Description générée automatiquement"/>
             <wp:cNvGraphicFramePr>
@@ -324,7 +324,7 @@
                   <pic:spPr>
                     <a:xfrm>
                       <a:off x="0" y="0"/>
-                      <a:ext cx="1642197" cy="1800297"/>
+                      <a:ext cx="4747665" cy="5204737"/>
                     </a:xfrm>
                     <a:prstGeom prst="rect">
                       <a:avLst/>
@@ -477,9 +477,9 @@
           <w:noProof/>
         </w:rPr>
         <w:drawing>
-          <wp:inline distT="0" distB="0" distL="0" distR="0" wp14:anchorId="11ADF108" wp14:editId="4192ABE4">
-            <wp:extent cx="2425700" cy="3352800"/>
-            <wp:effectExtent l="0" t="0" r="0" b="0"/>
+          <wp:inline distT="0" distB="0" distL="0" distR="0" wp14:anchorId="11ADF108" wp14:editId="7DCFE8BA">
+            <wp:extent cx="4749800" cy="6565169"/>
+            <wp:effectExtent l="0" t="0" r="0" b="1270"/>
             <wp:docPr id="281561290" name="Image 4" descr="Antoine de Saint-Exupéry — Wikipédia"/>
             <wp:cNvGraphicFramePr>
               <a:graphicFrameLocks xmlns:a="http://schemas.openxmlformats.org/drawingml/2006/main" noChangeAspect="1"/>
@@ -509,7 +509,7 @@
                   <pic:spPr bwMode="auto">
                     <a:xfrm>
                       <a:off x="0" y="0"/>
-                      <a:ext cx="2425700" cy="3352800"/>
+                      <a:ext cx="4760824" cy="6580406"/>
                     </a:xfrm>
                     <a:prstGeom prst="rect">
                       <a:avLst/>
@@ -691,8 +691,8 @@
           <w:noProof/>
         </w:rPr>
         <w:drawing>
-          <wp:inline distT="0" distB="0" distL="0" distR="0" wp14:anchorId="46CD226D" wp14:editId="3ECB01CD">
-            <wp:extent cx="3276600" cy="1879600"/>
+          <wp:inline distT="0" distB="0" distL="0" distR="0" wp14:anchorId="46CD226D" wp14:editId="5D87FC23">
+            <wp:extent cx="4826343" cy="2768600"/>
             <wp:effectExtent l="0" t="0" r="0" b="0"/>
             <wp:docPr id="2049603611" name="Image 3" descr="Toutes les photos de l'auteur Antoine De Saint-Exupéry"/>
             <wp:cNvGraphicFramePr>
@@ -723,7 +723,7 @@
                   <pic:spPr bwMode="auto">
                     <a:xfrm>
                       <a:off x="0" y="0"/>
-                      <a:ext cx="3276600" cy="1879600"/>
+                      <a:ext cx="4834168" cy="2773089"/>
                     </a:xfrm>
                     <a:prstGeom prst="rect">
                       <a:avLst/>
@@ -869,18 +869,16 @@
         </w:rPr>
         <w:t xml:space="preserve"> et plus de 600 versions </w:t>
       </w:r>
-      <w:proofErr w:type="spellStart"/>
-      <w:r>
-        <w:rPr>
-          <w:rFonts w:ascii="Times New Roman" w:eastAsia="Times New Roman" w:hAnsi="Times New Roman" w:cs="Times New Roman"/>
-          <w:color w:val="000000"/>
-          <w:kern w:val="0"/>
-          <w:lang w:eastAsia="fr-FR"/>
-          <w14:ligatures w14:val="none"/>
-        </w:rPr>
-        <w:t>officilles</w:t>
-      </w:r>
-      <w:proofErr w:type="spellEnd"/>
+      <w:r>
+        <w:rPr>
+          <w:rFonts w:ascii="Times New Roman" w:eastAsia="Times New Roman" w:hAnsi="Times New Roman" w:cs="Times New Roman"/>
+          <w:color w:val="000000"/>
+          <w:kern w:val="0"/>
+          <w:lang w:eastAsia="fr-FR"/>
+          <w14:ligatures w14:val="none"/>
+        </w:rPr>
+        <w:t>officielles</w:t>
+      </w:r>
       <w:r>
         <w:rPr>
           <w:rFonts w:ascii="Times New Roman" w:eastAsia="Times New Roman" w:hAnsi="Times New Roman" w:cs="Times New Roman"/>
@@ -890,16 +888,6 @@
           <w14:ligatures w14:val="none"/>
         </w:rPr>
         <w:t xml:space="preserve">, </w:t>
-      </w:r>
-      <w:r>
-        <w:rPr>
-          <w:rFonts w:ascii="Times New Roman" w:eastAsia="Times New Roman" w:hAnsi="Times New Roman" w:cs="Times New Roman"/>
-          <w:color w:val="000000"/>
-          <w:kern w:val="0"/>
-          <w:lang w:eastAsia="fr-FR"/>
-          <w14:ligatures w14:val="none"/>
-        </w:rPr>
-        <w:t xml:space="preserve"> </w:t>
       </w:r>
       <w:r>
         <w:rPr>
